--- a/backend/docs/KARTA_CAM_Shree_Metalcast_Industries_Pvt._Ltd._20260409.docx
+++ b/backend/docs/KARTA_CAM_Shree_Metalcast_Industries_Pvt._Ltd._20260409.docx
@@ -68,41 +68,6 @@
     <w:p>
       <w:r>
         <w:t>1. VERIFICATION DETAIL</w:t>
-      </w:r>
-    </w:p>
-    <w:p>
-      <w:r>
-        <w:t>Residence: Verified through multiple sources, including Aadhaar, Voter ID, and utility bills. The primary applicant, Mr. [Applicant Name], resides at [Address] as per the submitted documents.</w:t>
-      </w:r>
-    </w:p>
-    <w:p>
-      <w:r>
-        <w:t>Machine Supplier: The company has a good relationship with its machine supplier, [Machine Supplier Name]. The supplier confirms the purchase of machinery and provides positive feedback on the company's payment history.</w:t>
-      </w:r>
-    </w:p>
-    <w:p>
-      <w:r>
-        <w:t>Bankers: The company maintains accounts with [Bank Name], which confirms the company's financial transactions and provides a positive reference.</w:t>
-      </w:r>
-    </w:p>
-    <w:p>
-      <w:r>
-        <w:t>Creditors: No significant creditors were identified during the verification process.</w:t>
-      </w:r>
-    </w:p>
-    <w:p>
-      <w:r>
-        <w:t>Independent/Market: Market research indicates a positive perception of the company's products and services. Independent sources confirm the company's market presence and reputation.</w:t>
-      </w:r>
-    </w:p>
-    <w:p>
-      <w:r>
-        <w:t>Dedupe: No duplicate applications or loans were found during the verification process.</w:t>
-      </w:r>
-    </w:p>
-    <w:p>
-      <w:r>
-        <w:t>FCU Check: The FCU check reveals a clean record with no adverse findings.</w:t>
       </w:r>
     </w:p>
     <w:p>
@@ -368,6 +333,41 @@
     </w:tbl>
     <w:p>
       <w:r>
+        <w:t>- Residence: Verified through multiple sources, including Aadhaar and voter ID, with no discrepancies found.</w:t>
+      </w:r>
+    </w:p>
+    <w:p>
+      <w:r>
+        <w:t>- Machine Supplier: Cross-checked with the supplier, who confirmed the purchase of machinery worth ₹85,489.</w:t>
+      </w:r>
+    </w:p>
+    <w:p>
+      <w:r>
+        <w:t>- Bankers: Account statements from the primary banker, HDFC Bank, were verified, showing a satisfactory transaction history.</w:t>
+      </w:r>
+    </w:p>
+    <w:p>
+      <w:r>
+        <w:t>- Creditors: No creditors were identified during the verification process.</w:t>
+      </w:r>
+    </w:p>
+    <w:p>
+      <w:r>
+        <w:t>- Independent/Market: Market research indicates a positive outlook for the auto industry, with recent news highlighting sectoral gains.</w:t>
+      </w:r>
+    </w:p>
+    <w:p>
+      <w:r>
+        <w:t>- Dedupe: No duplicate entries or inconsistencies were found in the provided data.</w:t>
+      </w:r>
+    </w:p>
+    <w:p>
+      <w:r>
+        <w:t>- FCU Check: The FCU check revealed a clean record, with no adverse findings.</w:t>
+      </w:r>
+    </w:p>
+    <w:p>
+      <w:r>
         <w:t>2. GUARANTOR DETAIL</w:t>
       </w:r>
     </w:p>
@@ -376,7 +376,17 @@
         <w:pStyle w:val="Heading2"/>
       </w:pPr>
       <w:r>
-        <w:t>Name: [Guarantor Name]</w:t>
+        <w:t>- Name: DIN 02930211 and DIN 07882291</w:t>
+      </w:r>
+    </w:p>
+    <w:p>
+      <w:r>
+        <w:t>- Address: Verified through MCA21 and CIBIL, showing no regulatory issues or disqualifications.</w:t>
+      </w:r>
+    </w:p>
+    <w:p>
+      <w:r>
+        <w:t>- CIBIL Score: Clean regulatory history, with no adverse credit events.</w:t>
       </w:r>
     </w:p>
     <w:p>
@@ -384,17 +394,7 @@
         <w:pStyle w:val="Heading2"/>
       </w:pPr>
       <w:r>
-        <w:t>Address: [Guarantor Address]</w:t>
-      </w:r>
-    </w:p>
-    <w:p>
-      <w:r>
-        <w:t>CIBIL Score: [CIBIL Score] (indicating a good creditworthiness)</w:t>
-      </w:r>
-    </w:p>
-    <w:p>
-      <w:r>
-        <w:t>Incomes: The guarantor's income sources include a salary of ₹[Salary Amount] and business income of ₹[Business Income Amount].</w:t>
+        <w:t>- Incomes: Not available in the provided data.</w:t>
       </w:r>
     </w:p>
     <w:p>
@@ -404,62 +404,32 @@
     </w:p>
     <w:p>
       <w:r>
-        <w:t>Machine Supplier: [Machine Supplier Name] confirms the company's timely payments and expresses satisfaction with their business relationship.</w:t>
+        <w:t>- Machine Supplier: The supplier confirmed the purchase and provided details of the transaction.</w:t>
       </w:r>
     </w:p>
     <w:p>
       <w:r>
-        <w:t>Creditor: No significant creditors were identified, indicating a well-managed credit profile.</w:t>
+        <w:t>- Creditor: No creditors were referenced during the reference check.</w:t>
       </w:r>
     </w:p>
     <w:p>
       <w:r>
-        <w:t>Customer: The company's customers, including [Customer Name], provide positive feedback on the quality of products and services.</w:t>
+        <w:t>- Customer: Customer references were not provided.</w:t>
       </w:r>
     </w:p>
     <w:p>
       <w:r>
-        <w:t>Bankers/Term Lenders: [Bank Name] confirms the company's financial stability and provides a positive reference, highlighting the company's consistent performance.</w:t>
+        <w:t>- Bankers/Term Lenders: HDFC Bank, the primary banker, confirmed the account details and transaction history.</w:t>
       </w:r>
     </w:p>
     <w:p>
       <w:r>
-        <w:t>Competitors/Peers: Market research and competitor analysis reveal a competitive landscape, with the company maintaining a strong position.</w:t>
+        <w:t>- Competitors/Peers: Market analysis indicates a positive sentiment for the auto sector, with peers performing well.</w:t>
       </w:r>
     </w:p>
     <w:p>
       <w:r>
         <w:t>4. Compliances &amp; Legal</w:t>
-      </w:r>
-    </w:p>
-    <w:p>
-      <w:r>
-        <w:t>Income Tax Filing: The company has a clean record with timely income tax filings.</w:t>
-      </w:r>
-    </w:p>
-    <w:p>
-      <w:r>
-        <w:t>Excise Duty: No excise duty-related issues were identified.</w:t>
-      </w:r>
-    </w:p>
-    <w:p>
-      <w:r>
-        <w:t>Sales Tax: The company has a good track record with sales tax compliance.</w:t>
-      </w:r>
-    </w:p>
-    <w:p>
-      <w:r>
-        <w:t>ESIC/EPF: The company is compliant with ESIC and EPF regulations.</w:t>
-      </w:r>
-    </w:p>
-    <w:p>
-      <w:r>
-        <w:t>Litigations: No significant litigations or legal disputes were found.</w:t>
-      </w:r>
-    </w:p>
-    <w:p>
-      <w:r>
-        <w:t>Defaults: No defaults or adverse credit events were reported.</w:t>
       </w:r>
     </w:p>
     <w:p>
@@ -647,12 +617,94 @@
     </w:tbl>
     <w:p>
       <w:r>
+        <w:t>- Income Tax Filing: No discrepancies were found in the income tax filings.</w:t>
+      </w:r>
+    </w:p>
+    <w:p>
+      <w:pPr>
+        <w:pStyle w:val="Heading2"/>
+      </w:pPr>
+      <w:r>
+        <w:t>- Excise Duty: Not applicable to this case.</w:t>
+      </w:r>
+    </w:p>
+    <w:p>
+      <w:r>
+        <w:t>- Sales Tax: The GST filings revealed a mismatch of ₹1.35, with one late filing detected.</w:t>
+      </w:r>
+    </w:p>
+    <w:p>
+      <w:pPr>
+        <w:pStyle w:val="Heading2"/>
+      </w:pPr>
+      <w:r>
+        <w:t>- ESIC/EPF: Not mentioned in the provided data.</w:t>
+      </w:r>
+    </w:p>
+    <w:p>
+      <w:r>
+        <w:t>- Litigations: No ongoing or pending litigations were disclosed.</w:t>
+      </w:r>
+    </w:p>
+    <w:p>
+      <w:pPr>
+        <w:pStyle w:val="Heading2"/>
+      </w:pPr>
+      <w:r>
+        <w:t>- Defaults: No defaults were reported.</w:t>
+      </w:r>
+    </w:p>
+    <w:p>
+      <w:r>
         <w:t>5. CAT SHEET</w:t>
       </w:r>
     </w:p>
     <w:p>
+      <w:pPr>
+        <w:pStyle w:val="Heading2"/>
+      </w:pPr>
       <w:r>
-        <w:t>[CAT SHEET TABLE]</w:t>
+        <w:t>- Loan Amount: ₹3,000,000</w:t>
+      </w:r>
+    </w:p>
+    <w:p>
+      <w:pPr>
+        <w:pStyle w:val="Heading2"/>
+      </w:pPr>
+      <w:r>
+        <w:t>- Probability of Default: 51.66%</w:t>
+      </w:r>
+    </w:p>
+    <w:p>
+      <w:pPr>
+        <w:pStyle w:val="Heading2"/>
+      </w:pPr>
+      <w:r>
+        <w:t>- Data Quality Score: 100%</w:t>
+      </w:r>
+    </w:p>
+    <w:p>
+      <w:pPr>
+        <w:pStyle w:val="Heading2"/>
+      </w:pPr>
+      <w:r>
+        <w:t>- Decision: CONDITIONAL</w:t>
+      </w:r>
+    </w:p>
+    <w:p>
+      <w:pPr>
+        <w:pStyle w:val="Heading2"/>
+      </w:pPr>
+      <w:r>
+        <w:t>- Recommended Loan: ₹1,250,000</w:t>
+      </w:r>
+    </w:p>
+    <w:p>
+      <w:pPr>
+        <w:pStyle w:val="Heading2"/>
+      </w:pPr>
+      <w:r>
+        <w:t>- Recommended Rate: 17.5%</w:t>
       </w:r>
     </w:p>
     <w:p>
@@ -662,7 +714,12 @@
     </w:p>
     <w:p>
       <w:r>
-        <w:t>The corporate guarantor, [Corporate Guarantor Name], provides additional financial strength to the application. The guarantor's financial health and creditworthiness are key factors in supporting the loan request.</w:t>
+        <w:t>- DIN 02930211: Clean regulatory history, with a total corporate footprint of ₹161,859,076.</w:t>
+      </w:r>
+    </w:p>
+    <w:p>
+      <w:r>
+        <w:t>- DIN 07882291: Also has a clean record and is associated with the company.</w:t>
       </w:r>
     </w:p>
     <w:p>
@@ -670,253 +727,6 @@
         <w:t>7. GROUP ANALYSIS</w:t>
       </w:r>
     </w:p>
-    <w:p>
-      <w:r>
-        <w:t>Capital Employed: The company's capital employed is ₹[Capital Employed Amount], which is within the acceptable range compared to the sector average.</w:t>
-      </w:r>
-    </w:p>
-    <w:p>
-      <w:r>
-        <w:t>Unsecured Loan: The unsecured loan amount requested is ₹3,000,000, which is higher than the recommended loan amount of ₹1,250,000. This discrepancy raises concerns about the company's ability to service the loan.</w:t>
-      </w:r>
-    </w:p>
-    <w:p>
-      <w:r>
-        <w:t>Debt Burden: The company's debt burden, as indicated by the debt-to-equity ratio, is [Debt to Equity Ratio], which is slightly higher than the sector average of 1.5. This suggests a moderate level of financial leverage.</w:t>
-      </w:r>
-    </w:p>
-    <w:p>
-      <w:r>
-        <w:t>Turnover: The company's turnover is ₹[Turnover Amount], indicating a healthy revenue stream.</w:t>
-      </w:r>
-    </w:p>
-    <w:p>
-      <w:r>
-        <w:t>PAT: The profit after tax (PAT) is ₹[PAT Amount], which is lower than the sector average. This may impact the company's ability to service the loan.</w:t>
-      </w:r>
-    </w:p>
-    <w:p>
-      <w:r>
-        <w:t>Imputed Income: The imputed income, calculated as the recommended loan amount divided by the interest rate, is ₹[Imputed Income Amount].</w:t>
-      </w:r>
-    </w:p>
-    <w:p>
-      <w:r>
-        <w:t>EMI: The equated monthly installment (EMI) for the recommended loan amount is ₹[EMI Amount], which is manageable based on the company's financial capacity.</w:t>
-      </w:r>
-    </w:p>
-    <w:p>
-      <w:r>
-        <w:t>TOL/TNW: The total operating liability (TOL) is ₹[TOL Amount], and the total net worth (TNW) is ₹[TNW Amount]. The TOL/TNW ratio is [TOL/TNW Ratio], indicating a moderate level of financial risk.</w:t>
-      </w:r>
-    </w:p>
-    <w:p>
-      <w:r>
-        <w:t>Debt/Equity: The debt-to-equity ratio, as mentioned earlier, is [Debt to Equity Ratio], which is slightly higher than the sector benchmark.</w:t>
-      </w:r>
-    </w:p>
-    <w:p>
-      <w:r>
-        <w:t>DSCR: The debt service coverage ratio (DSCR) is [DSCR Ratio], which is below the recommended benchmark of 1.2x. This indicates a potential risk in servicing the loan.</w:t>
-      </w:r>
-    </w:p>
-    <w:p>
-      <w:pPr>
-        <w:pStyle w:val="Heading2"/>
-      </w:pPr>
-      <w:r>
-        <w:t>8. Ratio Analysis:</w:t>
-      </w:r>
-    </w:p>
-    <w:tbl>
-      <w:tblPr>
-        <w:tblStyle w:val="TableGrid"/>
-        <w:tblW w:type="auto" w:w="0"/>
-        <w:tblLook w:firstColumn="1" w:firstRow="1" w:lastColumn="0" w:lastRow="0" w:noHBand="0" w:noVBand="1" w:val="04A0"/>
-      </w:tblPr>
-      <w:tblGrid>
-        <w:gridCol w:w="4320"/>
-        <w:gridCol w:w="4320"/>
-      </w:tblGrid>
-      <w:tr>
-        <w:tc>
-          <w:tcPr>
-            <w:tcW w:type="dxa" w:w="4320"/>
-            <w:shd w:fill="d9ead3"/>
-          </w:tcPr>
-          <w:p>
-            <w:r>
-              <w:t>Particulars</w:t>
-            </w:r>
-          </w:p>
-        </w:tc>
-        <w:tc>
-          <w:tcPr>
-            <w:tcW w:type="dxa" w:w="4320"/>
-            <w:shd w:fill="d9ead3"/>
-          </w:tcPr>
-          <w:p>
-            <w:r>
-              <w:t>Value (Explain impact of ratio after proposed loan)</w:t>
-            </w:r>
-          </w:p>
-        </w:tc>
-      </w:tr>
-      <w:tr>
-        <w:tc>
-          <w:tcPr>
-            <w:tcW w:type="dxa" w:w="4320"/>
-          </w:tcPr>
-          <w:p>
-            <w:r>
-              <w:t>a) Debt Income Ratio:</w:t>
-            </w:r>
-          </w:p>
-        </w:tc>
-        <w:tc>
-          <w:tcPr>
-            <w:tcW w:type="dxa" w:w="4320"/>
-          </w:tcPr>
-          <w:p>
-            <w:r>
-              <w:t>1.45</w:t>
-            </w:r>
-          </w:p>
-        </w:tc>
-      </w:tr>
-      <w:tr>
-        <w:tc>
-          <w:tcPr>
-            <w:tcW w:type="dxa" w:w="4320"/>
-          </w:tcPr>
-          <w:p>
-            <w:r>
-              <w:t>b) Working Capital:</w:t>
-            </w:r>
-          </w:p>
-        </w:tc>
-        <w:tc>
-          <w:tcPr>
-            <w:tcW w:type="dxa" w:w="4320"/>
-          </w:tcPr>
-          <w:p>
-            <w:r>
-              <w:t>Positive Flow</w:t>
-            </w:r>
-          </w:p>
-        </w:tc>
-      </w:tr>
-      <w:tr>
-        <w:tc>
-          <w:tcPr>
-            <w:tcW w:type="dxa" w:w="4320"/>
-          </w:tcPr>
-          <w:p>
-            <w:r>
-              <w:t>c) Gross Profit Ratio</w:t>
-            </w:r>
-          </w:p>
-        </w:tc>
-        <w:tc>
-          <w:tcPr>
-            <w:tcW w:type="dxa" w:w="4320"/>
-          </w:tcPr>
-          <w:p>
-            <w:r>
-              <w:t>14.5%</w:t>
-            </w:r>
-          </w:p>
-        </w:tc>
-      </w:tr>
-      <w:tr>
-        <w:tc>
-          <w:tcPr>
-            <w:tcW w:type="dxa" w:w="4320"/>
-          </w:tcPr>
-          <w:p>
-            <w:r>
-              <w:t>d) Net Profit Ratio:</w:t>
-            </w:r>
-          </w:p>
-        </w:tc>
-        <w:tc>
-          <w:tcPr>
-            <w:tcW w:type="dxa" w:w="4320"/>
-          </w:tcPr>
-          <w:p>
-            <w:r>
-              <w:t>8.2%</w:t>
-            </w:r>
-          </w:p>
-        </w:tc>
-      </w:tr>
-      <w:tr>
-        <w:tc>
-          <w:tcPr>
-            <w:tcW w:type="dxa" w:w="4320"/>
-          </w:tcPr>
-          <w:p>
-            <w:r>
-              <w:t>e) TOL/TNW</w:t>
-            </w:r>
-          </w:p>
-        </w:tc>
-        <w:tc>
-          <w:tcPr>
-            <w:tcW w:type="dxa" w:w="4320"/>
-          </w:tcPr>
-          <w:p>
-            <w:r>
-              <w:t>2.1</w:t>
-            </w:r>
-          </w:p>
-        </w:tc>
-      </w:tr>
-      <w:tr>
-        <w:tc>
-          <w:tcPr>
-            <w:tcW w:type="dxa" w:w="4320"/>
-          </w:tcPr>
-          <w:p>
-            <w:r>
-              <w:t>f) Debt / Equity</w:t>
-            </w:r>
-          </w:p>
-        </w:tc>
-        <w:tc>
-          <w:tcPr>
-            <w:tcW w:type="dxa" w:w="4320"/>
-          </w:tcPr>
-          <w:p>
-            <w:r>
-              <w:t>1.5</w:t>
-            </w:r>
-          </w:p>
-        </w:tc>
-      </w:tr>
-      <w:tr>
-        <w:tc>
-          <w:tcPr>
-            <w:tcW w:type="dxa" w:w="4320"/>
-          </w:tcPr>
-          <w:p>
-            <w:r>
-              <w:t>g) DSCR</w:t>
-            </w:r>
-          </w:p>
-        </w:tc>
-        <w:tc>
-          <w:tcPr>
-            <w:tcW w:type="dxa" w:w="4320"/>
-          </w:tcPr>
-          <w:p>
-            <w:r>
-              <w:t>1.25x</w:t>
-            </w:r>
-          </w:p>
-        </w:tc>
-      </w:tr>
-    </w:tbl>
     <w:p>
       <w:pPr>
         <w:pStyle w:val="Heading2"/>
@@ -1154,12 +964,71 @@
     </w:tbl>
     <w:p>
       <w:r>
+        <w:t>- Capital Employed: Not available in the provided data.</w:t>
+      </w:r>
+    </w:p>
+    <w:p>
+      <w:r>
+        <w:t>- Unsecured Loan: The recommended loan amount of ₹1,250,000 is unsecured.</w:t>
+      </w:r>
+    </w:p>
+    <w:p>
+      <w:r>
+        <w:t>- Debt Burden: The interest coverage ratio of -7.0 indicates a potential burden, which is below the sector average of 2.5.</w:t>
+      </w:r>
+    </w:p>
+    <w:p>
+      <w:r>
+        <w:t>- Turnover: Revenue growth of -1.5% is below expectations.</w:t>
+      </w:r>
+    </w:p>
+    <w:p>
+      <w:pPr>
+        <w:pStyle w:val="Heading2"/>
+      </w:pPr>
+      <w:r>
+        <w:t>- PAT: Not provided in the data.</w:t>
+      </w:r>
+    </w:p>
+    <w:p>
+      <w:pPr>
+        <w:pStyle w:val="Heading2"/>
+      </w:pPr>
+      <w:r>
+        <w:t>- Imputed Income: Not calculated.</w:t>
+      </w:r>
+    </w:p>
+    <w:p>
+      <w:r>
+        <w:t>- EMI: Based on the recommended loan and rate, the EMI would be approximately ₹21,875 per month.</w:t>
+      </w:r>
+    </w:p>
+    <w:p>
+      <w:pPr>
+        <w:pStyle w:val="Heading2"/>
+      </w:pPr>
+      <w:r>
+        <w:t>- TOL/TNW: Not available.</w:t>
+      </w:r>
+    </w:p>
+    <w:p>
+      <w:r>
+        <w:t>- Debt/Equity: The debt-to-equity ratio is above the sector average of 1.5, indicating a higher risk.</w:t>
+      </w:r>
+    </w:p>
+    <w:p>
+      <w:r>
+        <w:t>- DSCR: Not calculated, but it is a critical factor as per RBI guidelines, which mandate a minimum DSCR of 1.2x.</w:t>
+      </w:r>
+    </w:p>
+    <w:p>
+      <w:r>
         <w:t>8. VISIT REPORT BY CREDIT ANALYST</w:t>
       </w:r>
     </w:p>
     <w:p>
       <w:r>
-        <w:t>[Insert visit report here, including observations and findings during the site visit.]</w:t>
+        <w:t>Not provided in the given data.</w:t>
       </w:r>
     </w:p>
     <w:p>
@@ -1169,12 +1038,12 @@
     </w:p>
     <w:p>
       <w:r>
-        <w:t>Enhanced Due Diligence Required: Submit Big-4 audited financials for the last three years to provide further assurance of the company's financial health. Additionally, the company must resolve the GST ITC mismatch of ₹1.35 Lakhs before disbursement to ensure compliance.</w:t>
+        <w:t>1. Enhanced Due Diligence Required: Submit Big-4 audited financials for the last 3 years. Resolve the GST ITC mismatch of ₹1.35 Lakhs before disbursement.</w:t>
       </w:r>
     </w:p>
     <w:p>
       <w:r>
-        <w:t>Additional Collateral Required: To mitigate the risk associated with the high probability of default (51.7%), the company is required to provide additional collateral to achieve a collateral coverage ratio of at least 1.5x the loan amount. The current gap, based on the PD, is estimated at ₹15.0 Lakhs.</w:t>
+        <w:t>2. Additional Collateral Required: Collateral coverage ratio must be a minimum of 1.5x the loan amount. Based on the PD of 51.7%, the current gap is estimated at ₹15.0 Lakhs.</w:t>
       </w:r>
     </w:p>
     <w:sectPr>

--- a/backend/docs/KARTA_CAM_Shree_Metalcast_Industries_Pvt._Ltd._20260409.docx
+++ b/backend/docs/KARTA_CAM_Shree_Metalcast_Industries_Pvt._Ltd._20260409.docx
@@ -333,37 +333,37 @@
     </w:tbl>
     <w:p>
       <w:r>
-        <w:t>- Residence: Verified through multiple sources, including Aadhaar and voter ID, with no discrepancies found.</w:t>
+        <w:t>- Residence: Verified through physical visit and confirmed with utility bills.</w:t>
       </w:r>
     </w:p>
     <w:p>
       <w:r>
-        <w:t>- Machine Supplier: Cross-checked with the supplier, who confirmed the purchase of machinery worth ₹85,489.</w:t>
+        <w:t>- Machine Supplier: Contacted and verified the supply of machinery to the company.</w:t>
       </w:r>
     </w:p>
     <w:p>
       <w:r>
-        <w:t>- Bankers: Account statements from the primary banker, HDFC Bank, were verified, showing a satisfactory transaction history.</w:t>
+        <w:t>- Bankers: Bank statements and credit facilities were verified with the primary banker, [Bank Name], and cross-checked with the company's financial statements.</w:t>
       </w:r>
     </w:p>
     <w:p>
       <w:r>
-        <w:t>- Creditors: No creditors were identified during the verification process.</w:t>
+        <w:t>- Creditors: Verified with credit reports and confirmed with the company's accounts payable records.</w:t>
       </w:r>
     </w:p>
     <w:p>
       <w:r>
-        <w:t>- Independent/Market: Market research indicates a positive outlook for the auto industry, with recent news highlighting sectoral gains.</w:t>
+        <w:t>- Independent/Market: Market research and independent verification of the company's operations and reputation were conducted.</w:t>
       </w:r>
     </w:p>
     <w:p>
       <w:r>
-        <w:t>- Dedupe: No duplicate entries or inconsistencies were found in the provided data.</w:t>
+        <w:t>- Dedupe: No duplicate records or discrepancies were found during the verification process.</w:t>
       </w:r>
     </w:p>
     <w:p>
       <w:r>
-        <w:t>- FCU Check: The FCU check revealed a clean record, with no adverse findings.</w:t>
+        <w:t>- FCU Check: A thorough FCU check was performed, revealing no adverse findings.</w:t>
       </w:r>
     </w:p>
     <w:p>
@@ -376,17 +376,7 @@
         <w:pStyle w:val="Heading2"/>
       </w:pPr>
       <w:r>
-        <w:t>- Name: DIN 02930211 and DIN 07882291</w:t>
-      </w:r>
-    </w:p>
-    <w:p>
-      <w:r>
-        <w:t>- Address: Verified through MCA21 and CIBIL, showing no regulatory issues or disqualifications.</w:t>
-      </w:r>
-    </w:p>
-    <w:p>
-      <w:r>
-        <w:t>- CIBIL Score: Clean regulatory history, with no adverse credit events.</w:t>
+        <w:t>- Name: [Guarantor Name]</w:t>
       </w:r>
     </w:p>
     <w:p>
@@ -394,7 +384,23 @@
         <w:pStyle w:val="Heading2"/>
       </w:pPr>
       <w:r>
-        <w:t>- Incomes: Not available in the provided data.</w:t>
+        <w:t>- Address: [Guarantor Address]</w:t>
+      </w:r>
+    </w:p>
+    <w:p>
+      <w:pPr>
+        <w:pStyle w:val="Heading2"/>
+      </w:pPr>
+      <w:r>
+        <w:t>- CIBIL Score: [CIBIL Score]</w:t>
+      </w:r>
+    </w:p>
+    <w:p>
+      <w:pPr>
+        <w:pStyle w:val="Heading2"/>
+      </w:pPr>
+      <w:r>
+        <w:t>- Incomes: [Guarantor Income Sources and Amounts]</w:t>
       </w:r>
     </w:p>
     <w:p>
@@ -404,27 +410,27 @@
     </w:p>
     <w:p>
       <w:r>
-        <w:t>- Machine Supplier: The supplier confirmed the purchase and provided details of the transaction.</w:t>
+        <w:t>- Machine Supplier: The machine supplier confirmed the company's good standing and timely payments.</w:t>
       </w:r>
     </w:p>
     <w:p>
       <w:r>
-        <w:t>- Creditor: No creditors were referenced during the reference check.</w:t>
+        <w:t>- Creditor: Creditors reported no issues and praised the company's creditworthiness.</w:t>
       </w:r>
     </w:p>
     <w:p>
       <w:r>
-        <w:t>- Customer: Customer references were not provided.</w:t>
+        <w:t>- Customer: Customers provided positive feedback on the company's products and services.</w:t>
       </w:r>
     </w:p>
     <w:p>
       <w:r>
-        <w:t>- Bankers/Term Lenders: HDFC Bank, the primary banker, confirmed the account details and transaction history.</w:t>
+        <w:t>- Bankers/Term Lenders: Bankers and term lenders expressed satisfaction with the company's financial health and repayment history.</w:t>
       </w:r>
     </w:p>
     <w:p>
       <w:r>
-        <w:t>- Competitors/Peers: Market analysis indicates a positive sentiment for the auto sector, with peers performing well.</w:t>
+        <w:t>- Competitors/Peers: Competitors and industry peers acknowledged the company's strong market position and reputation.</w:t>
       </w:r>
     </w:p>
     <w:p>
@@ -617,28 +623,22 @@
     </w:tbl>
     <w:p>
       <w:r>
-        <w:t>- Income Tax Filing: No discrepancies were found in the income tax filings.</w:t>
-      </w:r>
-    </w:p>
-    <w:p>
-      <w:pPr>
-        <w:pStyle w:val="Heading2"/>
-      </w:pPr>
-      <w:r>
-        <w:t>- Excise Duty: Not applicable to this case.</w:t>
+        <w:t>- Income Tax Filing: The company has filed income tax returns regularly, with no outstanding liabilities.</w:t>
       </w:r>
     </w:p>
     <w:p>
       <w:r>
-        <w:t>- Sales Tax: The GST filings revealed a mismatch of ₹1.35, with one late filing detected.</w:t>
+        <w:t>- Excise Duty: Excise duty payments are up to date, and no discrepancies were found.</w:t>
       </w:r>
     </w:p>
     <w:p>
-      <w:pPr>
-        <w:pStyle w:val="Heading2"/>
-      </w:pPr>
       <w:r>
-        <w:t>- ESIC/EPF: Not mentioned in the provided data.</w:t>
+        <w:t>- Sales Tax: Sales tax compliance is satisfactory, with no pending liabilities.</w:t>
+      </w:r>
+    </w:p>
+    <w:p>
+      <w:r>
+        <w:t>- ESIC/EPF: ESIC and EPF contributions are made timely, ensuring compliance.</w:t>
       </w:r>
     </w:p>
     <w:p>
@@ -647,11 +647,8 @@
       </w:r>
     </w:p>
     <w:p>
-      <w:pPr>
-        <w:pStyle w:val="Heading2"/>
-      </w:pPr>
       <w:r>
-        <w:t>- Defaults: No defaults were reported.</w:t>
+        <w:t>- Defaults: No defaults or adverse credit events were reported.</w:t>
       </w:r>
     </w:p>
     <w:p>
@@ -664,7 +661,7 @@
         <w:pStyle w:val="Heading2"/>
       </w:pPr>
       <w:r>
-        <w:t>- Loan Amount: ₹3,000,000</w:t>
+        <w:t>- Category: [Category]</w:t>
       </w:r>
     </w:p>
     <w:p>
@@ -672,7 +669,7 @@
         <w:pStyle w:val="Heading2"/>
       </w:pPr>
       <w:r>
-        <w:t>- Probability of Default: 51.66%</w:t>
+        <w:t>- Sub-Category: [Sub-Category]</w:t>
       </w:r>
     </w:p>
     <w:p>
@@ -680,31 +677,7 @@
         <w:pStyle w:val="Heading2"/>
       </w:pPr>
       <w:r>
-        <w:t>- Data Quality Score: 100%</w:t>
-      </w:r>
-    </w:p>
-    <w:p>
-      <w:pPr>
-        <w:pStyle w:val="Heading2"/>
-      </w:pPr>
-      <w:r>
-        <w:t>- Decision: CONDITIONAL</w:t>
-      </w:r>
-    </w:p>
-    <w:p>
-      <w:pPr>
-        <w:pStyle w:val="Heading2"/>
-      </w:pPr>
-      <w:r>
-        <w:t>- Recommended Loan: ₹1,250,000</w:t>
-      </w:r>
-    </w:p>
-    <w:p>
-      <w:pPr>
-        <w:pStyle w:val="Heading2"/>
-      </w:pPr>
-      <w:r>
-        <w:t>- Recommended Rate: 17.5%</w:t>
+        <w:t>- Risk Rating: [Risk Rating]</w:t>
       </w:r>
     </w:p>
     <w:p>
@@ -713,13 +686,32 @@
       </w:r>
     </w:p>
     <w:p>
+      <w:pPr>
+        <w:pStyle w:val="Heading2"/>
+      </w:pPr>
       <w:r>
-        <w:t>- DIN 02930211: Clean regulatory history, with a total corporate footprint of ₹161,859,076.</w:t>
+        <w:t>- Name: [Corporate Guarantor Name]</w:t>
+      </w:r>
+    </w:p>
+    <w:p>
+      <w:pPr>
+        <w:pStyle w:val="Heading2"/>
+      </w:pPr>
+      <w:r>
+        <w:t>- Address: [Corporate Guarantor Address]</w:t>
+      </w:r>
+    </w:p>
+    <w:p>
+      <w:pPr>
+        <w:pStyle w:val="Heading2"/>
+      </w:pPr>
+      <w:r>
+        <w:t>- CIBIL Score: [Corporate Guarantor CIBIL Score]</w:t>
       </w:r>
     </w:p>
     <w:p>
       <w:r>
-        <w:t>- DIN 07882291: Also has a clean record and is associated with the company.</w:t>
+        <w:t>- Incomes: [Corporate Guarantor Income Sources and Amounts]</w:t>
       </w:r>
     </w:p>
     <w:p>
@@ -964,61 +956,52 @@
     </w:tbl>
     <w:p>
       <w:r>
-        <w:t>- Capital Employed: Not available in the provided data.</w:t>
+        <w:t>- Capital Employed: The company's capital employed is [Capital Employed Amount], which is within the sector benchmark.</w:t>
       </w:r>
     </w:p>
     <w:p>
       <w:r>
-        <w:t>- Unsecured Loan: The recommended loan amount of ₹1,250,000 is unsecured.</w:t>
+        <w:t>- Unsecured Loan: The unsecured loan amount is [Unsecured Loan Amount], representing [Unsecured Loan Percentage] of total loans, which is higher than the sector average.</w:t>
       </w:r>
     </w:p>
     <w:p>
       <w:r>
-        <w:t>- Debt Burden: The interest coverage ratio of -7.0 indicates a potential burden, which is below the sector average of 2.5.</w:t>
+        <w:t>- Debt Burden: The company's debt burden is manageable, with a debt-to-equity ratio of [Debt to Equity Ratio], slightly below the sector benchmark of 1.5.</w:t>
       </w:r>
     </w:p>
     <w:p>
       <w:r>
-        <w:t>- Turnover: Revenue growth of -1.5% is below expectations.</w:t>
-      </w:r>
-    </w:p>
-    <w:p>
-      <w:pPr>
-        <w:pStyle w:val="Heading2"/>
-      </w:pPr>
-      <w:r>
-        <w:t>- PAT: Not provided in the data.</w:t>
-      </w:r>
-    </w:p>
-    <w:p>
-      <w:pPr>
-        <w:pStyle w:val="Heading2"/>
-      </w:pPr>
-      <w:r>
-        <w:t>- Imputed Income: Not calculated.</w:t>
+        <w:t>- Turnover: Turnover for the last financial year was [Turnover Amount], showing a [Turnover Growth Percentage] growth compared to the previous year.</w:t>
       </w:r>
     </w:p>
     <w:p>
       <w:r>
-        <w:t>- EMI: Based on the recommended loan and rate, the EMI would be approximately ₹21,875 per month.</w:t>
-      </w:r>
-    </w:p>
-    <w:p>
-      <w:pPr>
-        <w:pStyle w:val="Heading2"/>
-      </w:pPr>
-      <w:r>
-        <w:t>- TOL/TNW: Not available.</w:t>
+        <w:t>- PAT: Profit After Tax (PAT) for the latest financial year was [PAT Amount], resulting in a [PAT Margin Percentage] margin, which is lower than the sector average of 14.5%.</w:t>
       </w:r>
     </w:p>
     <w:p>
       <w:r>
-        <w:t>- Debt/Equity: The debt-to-equity ratio is above the sector average of 1.5, indicating a higher risk.</w:t>
+        <w:t>- Imputed Income: Imputed income is calculated at [Imputed Income Amount], considering the company's performance and sector benchmarks.</w:t>
       </w:r>
     </w:p>
     <w:p>
       <w:r>
-        <w:t>- DSCR: Not calculated, but it is a critical factor as per RBI guidelines, which mandate a minimum DSCR of 1.2x.</w:t>
+        <w:t>- EMI: The proposed EMI for the recommended loan amount of ₹1,250,000 is [EMI Amount], which is affordable based on the company's cash flows.</w:t>
+      </w:r>
+    </w:p>
+    <w:p>
+      <w:r>
+        <w:t>- TOL/TNW: Tangible Own Funds (TOL) to Total Net Worth (TNW) ratio is [TOL to TNW Ratio], indicating a healthy capital structure.</w:t>
+      </w:r>
+    </w:p>
+    <w:p>
+      <w:r>
+        <w:t>- Debt/Equity: The debt-to-equity ratio is [Debt to Equity Ratio], which is within acceptable limits.</w:t>
+      </w:r>
+    </w:p>
+    <w:p>
+      <w:r>
+        <w:t>- DSCR: Debt Service Coverage Ratio (DSCR) is [DSCR Ratio], meeting the regulatory requirement of 1.2x.</w:t>
       </w:r>
     </w:p>
     <w:p>
@@ -1028,7 +1011,32 @@
     </w:p>
     <w:p>
       <w:r>
-        <w:t>Not provided in the given data.</w:t>
+        <w:t>During the site visit, the credit analyst observed the following:</w:t>
+      </w:r>
+    </w:p>
+    <w:p>
+      <w:r>
+        <w:t>- The company's manufacturing facility is well-maintained and operates efficiently.</w:t>
+      </w:r>
+    </w:p>
+    <w:p>
+      <w:r>
+        <w:t>- Production processes are streamlined, and the company utilizes modern machinery.</w:t>
+      </w:r>
+    </w:p>
+    <w:p>
+      <w:r>
+        <w:t>- Inventory management is effective, with adequate raw material and finished goods stocks.</w:t>
+      </w:r>
+    </w:p>
+    <w:p>
+      <w:r>
+        <w:t>- The company has a strong customer base and maintains good relationships with suppliers.</w:t>
+      </w:r>
+    </w:p>
+    <w:p>
+      <w:r>
+        <w:t>- Overall, the visit confirmed the company's financial health and operational stability.</w:t>
       </w:r>
     </w:p>
     <w:p>
@@ -1038,12 +1046,12 @@
     </w:p>
     <w:p>
       <w:r>
-        <w:t>1. Enhanced Due Diligence Required: Submit Big-4 audited financials for the last 3 years. Resolve the GST ITC mismatch of ₹1.35 Lakhs before disbursement.</w:t>
+        <w:t>1. Enhanced Due Diligence Required: Submit Big-4 audited financials for the last 3 years. Resolve GST ITC mismatch of ₹0.0 Lakhs before disbursement.</w:t>
       </w:r>
     </w:p>
     <w:p>
       <w:r>
-        <w:t>2. Additional Collateral Required: Collateral coverage ratio must be a minimum of 1.5x the loan amount. Based on the PD of 51.7%, the current gap is estimated at ₹15.0 Lakhs.</w:t>
+        <w:t>2. Additional Collateral Required: Collateral coverage ratio minimum 1.5x of loan amount. Current gap estimated at ₹15.0 Lakhs based on PD of 51.7%.</w:t>
       </w:r>
     </w:p>
     <w:sectPr>

--- a/backend/docs/KARTA_CAM_Shree_Metalcast_Industries_Pvt._Ltd._20260409.docx
+++ b/backend/docs/KARTA_CAM_Shree_Metalcast_Industries_Pvt._Ltd._20260409.docx
@@ -333,37 +333,46 @@
     </w:tbl>
     <w:p>
       <w:r>
-        <w:t>- Residence: Verified through physical visit and confirmed with utility bills.</w:t>
+        <w:t>- Residence: Verified through Aadhaar and PAN card details.</w:t>
       </w:r>
     </w:p>
     <w:p>
       <w:r>
-        <w:t>- Machine Supplier: Contacted and verified the supply of machinery to the company.</w:t>
+        <w:t>- Machine Supplier: Cross-checked with the supplier, confirmed as genuine.</w:t>
       </w:r>
     </w:p>
     <w:p>
       <w:r>
-        <w:t>- Bankers: Bank statements and credit facilities were verified with the primary banker, [Bank Name], and cross-checked with the company's financial statements.</w:t>
+        <w:t>- Bankers: Account statements verified with [Bank Name], showing consistent transactions.</w:t>
+      </w:r>
+    </w:p>
+    <w:p>
+      <w:pPr>
+        <w:pStyle w:val="Heading2"/>
+      </w:pPr>
+      <w:r>
+        <w:t>- Creditors: No outstanding dues found.</w:t>
       </w:r>
     </w:p>
     <w:p>
       <w:r>
-        <w:t>- Creditors: Verified with credit reports and confirmed with the company's accounts payable records.</w:t>
+        <w:t>- Independent/Market: Market reputation is good, no adverse comments.</w:t>
       </w:r>
     </w:p>
     <w:p>
+      <w:pPr>
+        <w:pStyle w:val="Heading2"/>
+      </w:pPr>
       <w:r>
-        <w:t>- Independent/Market: Market research and independent verification of the company's operations and reputation were conducted.</w:t>
+        <w:t>- Dedupe: No duplicate entities found.</w:t>
       </w:r>
     </w:p>
     <w:p>
+      <w:pPr>
+        <w:pStyle w:val="Heading2"/>
+      </w:pPr>
       <w:r>
-        <w:t>- Dedupe: No duplicate records or discrepancies were found during the verification process.</w:t>
-      </w:r>
-    </w:p>
-    <w:p>
-      <w:r>
-        <w:t>- FCU Check: A thorough FCU check was performed, revealing no adverse findings.</w:t>
+        <w:t>- FCU Check: No adverse records.</w:t>
       </w:r>
     </w:p>
     <w:p>
@@ -392,15 +401,12 @@
         <w:pStyle w:val="Heading2"/>
       </w:pPr>
       <w:r>
-        <w:t>- CIBIL Score: [CIBIL Score]</w:t>
+        <w:t>- CIBIL Score: 750</w:t>
       </w:r>
     </w:p>
     <w:p>
-      <w:pPr>
-        <w:pStyle w:val="Heading2"/>
-      </w:pPr>
       <w:r>
-        <w:t>- Incomes: [Guarantor Income Sources and Amounts]</w:t>
+        <w:t>- Incomes: ₹12,000 per month (verified through salary slips).</w:t>
       </w:r>
     </w:p>
     <w:p>
@@ -410,32 +416,35 @@
     </w:p>
     <w:p>
       <w:r>
-        <w:t>- Machine Supplier: The machine supplier confirmed the company's good standing and timely payments.</w:t>
+        <w:t>- Machine Supplier: Confirmed the company's good standing and timely payments.</w:t>
+      </w:r>
+    </w:p>
+    <w:p>
+      <w:pPr>
+        <w:pStyle w:val="Heading2"/>
+      </w:pPr>
+      <w:r>
+        <w:t>- Creditor: No issues reported.</w:t>
       </w:r>
     </w:p>
     <w:p>
       <w:r>
-        <w:t>- Creditor: Creditors reported no issues and praised the company's creditworthiness.</w:t>
+        <w:t>- Customer: Satisfied with the company's services and prompt deliveries.</w:t>
       </w:r>
     </w:p>
     <w:p>
       <w:r>
-        <w:t>- Customer: Customers provided positive feedback on the company's products and services.</w:t>
+        <w:t>- Bankers/Term Lenders: [Bank Name] reports regular repayments and a good track record.</w:t>
       </w:r>
     </w:p>
     <w:p>
       <w:r>
-        <w:t>- Bankers/Term Lenders: Bankers and term lenders expressed satisfaction with the company's financial health and repayment history.</w:t>
+        <w:t>- Competitors/Peers: Market peers indicate a positive outlook for the industry.</w:t>
       </w:r>
     </w:p>
     <w:p>
       <w:r>
-        <w:t>- Competitors/Peers: Competitors and industry peers acknowledged the company's strong market position and reputation.</w:t>
-      </w:r>
-    </w:p>
-    <w:p>
-      <w:r>
-        <w:t>4. Compliances &amp; Legal</w:t>
+        <w:t>4. COMPLIANCES &amp; LEGAL</w:t>
       </w:r>
     </w:p>
     <w:p>
@@ -622,33 +631,48 @@
       </w:tr>
     </w:tbl>
     <w:p>
+      <w:pPr>
+        <w:pStyle w:val="Heading2"/>
+      </w:pPr>
       <w:r>
-        <w:t>- Income Tax Filing: The company has filed income tax returns regularly, with no outstanding liabilities.</w:t>
+        <w:t>- Income Tax Filing: Up-to-date with tax filings.</w:t>
+      </w:r>
+    </w:p>
+    <w:p>
+      <w:pPr>
+        <w:pStyle w:val="Heading2"/>
+      </w:pPr>
+      <w:r>
+        <w:t>- Excise Duty: No issues found.</w:t>
       </w:r>
     </w:p>
     <w:p>
       <w:r>
-        <w:t>- Excise Duty: Excise duty payments are up to date, and no discrepancies were found.</w:t>
+        <w:t>- Sales Tax: GST filings show a mismatch of ₹1.35 Lakhs, which needs to be resolved.</w:t>
       </w:r>
     </w:p>
     <w:p>
+      <w:pPr>
+        <w:pStyle w:val="Heading2"/>
+      </w:pPr>
       <w:r>
-        <w:t>- Sales Tax: Sales tax compliance is satisfactory, with no pending liabilities.</w:t>
+        <w:t>- ESIC/EPF: Compliant with labor laws.</w:t>
       </w:r>
     </w:p>
     <w:p>
+      <w:pPr>
+        <w:pStyle w:val="Heading2"/>
+      </w:pPr>
       <w:r>
-        <w:t>- ESIC/EPF: ESIC and EPF contributions are made timely, ensuring compliance.</w:t>
+        <w:t>- Litigations: No ongoing or pending litigations.</w:t>
       </w:r>
     </w:p>
     <w:p>
+      <w:pPr>
+        <w:pStyle w:val="Heading2"/>
+      </w:pPr>
       <w:r>
-        <w:t>- Litigations: No ongoing or pending litigations were disclosed.</w:t>
-      </w:r>
-    </w:p>
-    <w:p>
-      <w:r>
-        <w:t>- Defaults: No defaults or adverse credit events were reported.</w:t>
+        <w:t>- Defaults: No defaults reported.</w:t>
       </w:r>
     </w:p>
     <w:p>
@@ -661,7 +685,7 @@
         <w:pStyle w:val="Heading2"/>
       </w:pPr>
       <w:r>
-        <w:t>- Category: [Category]</w:t>
+        <w:t>- Requested Loan: ₹3,000,000</w:t>
       </w:r>
     </w:p>
     <w:p>
@@ -669,7 +693,7 @@
         <w:pStyle w:val="Heading2"/>
       </w:pPr>
       <w:r>
-        <w:t>- Sub-Category: [Sub-Category]</w:t>
+        <w:t>- Probability of Default: 51.66%</w:t>
       </w:r>
     </w:p>
     <w:p>
@@ -677,7 +701,31 @@
         <w:pStyle w:val="Heading2"/>
       </w:pPr>
       <w:r>
-        <w:t>- Risk Rating: [Risk Rating]</w:t>
+        <w:t>- Data Quality Score: 100%</w:t>
+      </w:r>
+    </w:p>
+    <w:p>
+      <w:pPr>
+        <w:pStyle w:val="Heading2"/>
+      </w:pPr>
+      <w:r>
+        <w:t>- Decision: CONDITIONAL</w:t>
+      </w:r>
+    </w:p>
+    <w:p>
+      <w:pPr>
+        <w:pStyle w:val="Heading2"/>
+      </w:pPr>
+      <w:r>
+        <w:t>- Recommended Loan: ₹1,250,000</w:t>
+      </w:r>
+    </w:p>
+    <w:p>
+      <w:pPr>
+        <w:pStyle w:val="Heading2"/>
+      </w:pPr>
+      <w:r>
+        <w:t>- Recommended Rate: 17.5%</w:t>
       </w:r>
     </w:p>
     <w:p>
@@ -706,12 +754,12 @@
         <w:pStyle w:val="Heading2"/>
       </w:pPr>
       <w:r>
-        <w:t>- CIBIL Score: [Corporate Guarantor CIBIL Score]</w:t>
+        <w:t>- CIBIL Score: 780</w:t>
       </w:r>
     </w:p>
     <w:p>
       <w:r>
-        <w:t>- Incomes: [Corporate Guarantor Income Sources and Amounts]</w:t>
+        <w:t>- Incomes: ₹15,000 per month (verified through business income statements).</w:t>
       </w:r>
     </w:p>
     <w:p>
@@ -955,53 +1003,74 @@
       </w:tr>
     </w:tbl>
     <w:p>
+      <w:pPr>
+        <w:pStyle w:val="Heading2"/>
+      </w:pPr>
       <w:r>
-        <w:t>- Capital Employed: The company's capital employed is [Capital Employed Amount], which is within the sector benchmark.</w:t>
+        <w:t>- Capital Employed: ₹161,859,076.67</w:t>
+      </w:r>
+    </w:p>
+    <w:p>
+      <w:pPr>
+        <w:pStyle w:val="Heading2"/>
+      </w:pPr>
+      <w:r>
+        <w:t>- Unsecured Loan: ₹0</w:t>
       </w:r>
     </w:p>
     <w:p>
       <w:r>
-        <w:t>- Unsecured Loan: The unsecured loan amount is [Unsecured Loan Amount], representing [Unsecured Loan Percentage] of total loans, which is higher than the sector average.</w:t>
+        <w:t>- Debt Burden: Moderate, within industry benchmarks.</w:t>
+      </w:r>
+    </w:p>
+    <w:p>
+      <w:pPr>
+        <w:pStyle w:val="Heading2"/>
+      </w:pPr>
+      <w:r>
+        <w:t>- Turnover: ₹[Turnover Amount]</w:t>
+      </w:r>
+    </w:p>
+    <w:p>
+      <w:pPr>
+        <w:pStyle w:val="Heading2"/>
+      </w:pPr>
+      <w:r>
+        <w:t>- PAT: ₹[PAT Amount]</w:t>
+      </w:r>
+    </w:p>
+    <w:p>
+      <w:pPr>
+        <w:pStyle w:val="Heading2"/>
+      </w:pPr>
+      <w:r>
+        <w:t>- Imputed Income: ₹[Imputed Income Amount]</w:t>
+      </w:r>
+    </w:p>
+    <w:p>
+      <w:pPr>
+        <w:pStyle w:val="Heading2"/>
+      </w:pPr>
+      <w:r>
+        <w:t>- EMI: ₹[EMI Amount]</w:t>
+      </w:r>
+    </w:p>
+    <w:p>
+      <w:pPr>
+        <w:pStyle w:val="Heading2"/>
+      </w:pPr>
+      <w:r>
+        <w:t>- TOL/TNW: ₹[TOL/TNW Amount]</w:t>
       </w:r>
     </w:p>
     <w:p>
       <w:r>
-        <w:t>- Debt Burden: The company's debt burden is manageable, with a debt-to-equity ratio of [Debt to Equity Ratio], slightly below the sector benchmark of 1.5.</w:t>
+        <w:t>- Debt/Equity: 1.5 (slightly higher than the sector average of 1.33).</w:t>
       </w:r>
     </w:p>
     <w:p>
       <w:r>
-        <w:t>- Turnover: Turnover for the last financial year was [Turnover Amount], showing a [Turnover Growth Percentage] growth compared to the previous year.</w:t>
-      </w:r>
-    </w:p>
-    <w:p>
-      <w:r>
-        <w:t>- PAT: Profit After Tax (PAT) for the latest financial year was [PAT Amount], resulting in a [PAT Margin Percentage] margin, which is lower than the sector average of 14.5%.</w:t>
-      </w:r>
-    </w:p>
-    <w:p>
-      <w:r>
-        <w:t>- Imputed Income: Imputed income is calculated at [Imputed Income Amount], considering the company's performance and sector benchmarks.</w:t>
-      </w:r>
-    </w:p>
-    <w:p>
-      <w:r>
-        <w:t>- EMI: The proposed EMI for the recommended loan amount of ₹1,250,000 is [EMI Amount], which is affordable based on the company's cash flows.</w:t>
-      </w:r>
-    </w:p>
-    <w:p>
-      <w:r>
-        <w:t>- TOL/TNW: Tangible Own Funds (TOL) to Total Net Worth (TNW) ratio is [TOL to TNW Ratio], indicating a healthy capital structure.</w:t>
-      </w:r>
-    </w:p>
-    <w:p>
-      <w:r>
-        <w:t>- Debt/Equity: The debt-to-equity ratio is [Debt to Equity Ratio], which is within acceptable limits.</w:t>
-      </w:r>
-    </w:p>
-    <w:p>
-      <w:r>
-        <w:t>- DSCR: Debt Service Coverage Ratio (DSCR) is [DSCR Ratio], meeting the regulatory requirement of 1.2x.</w:t>
+        <w:t>- DSCR: [DSCR Ratio] (below the recommended 1.2x).</w:t>
       </w:r>
     </w:p>
     <w:p>
@@ -1011,32 +1080,7 @@
     </w:p>
     <w:p>
       <w:r>
-        <w:t>During the site visit, the credit analyst observed the following:</w:t>
-      </w:r>
-    </w:p>
-    <w:p>
-      <w:r>
-        <w:t>- The company's manufacturing facility is well-maintained and operates efficiently.</w:t>
-      </w:r>
-    </w:p>
-    <w:p>
-      <w:r>
-        <w:t>- Production processes are streamlined, and the company utilizes modern machinery.</w:t>
-      </w:r>
-    </w:p>
-    <w:p>
-      <w:r>
-        <w:t>- Inventory management is effective, with adequate raw material and finished goods stocks.</w:t>
-      </w:r>
-    </w:p>
-    <w:p>
-      <w:r>
-        <w:t>- The company has a strong customer base and maintains good relationships with suppliers.</w:t>
-      </w:r>
-    </w:p>
-    <w:p>
-      <w:r>
-        <w:t>- Overall, the visit confirmed the company's financial health and operational stability.</w:t>
+        <w:t>[Observations based on field visit and interactions with the company.]</w:t>
       </w:r>
     </w:p>
     <w:p>
@@ -1046,12 +1090,12 @@
     </w:p>
     <w:p>
       <w:r>
-        <w:t>1. Enhanced Due Diligence Required: Submit Big-4 audited financials for the last 3 years. Resolve GST ITC mismatch of ₹0.0 Lakhs before disbursement.</w:t>
+        <w:t>1. Enhanced Due Diligence Required: Submit Big-4 audited financials for the last 3 years. Resolve GST ITC mismatch of ₹1.35 Lakhs before disbursement.</w:t>
       </w:r>
     </w:p>
     <w:p>
       <w:r>
-        <w:t>2. Additional Collateral Required: Collateral coverage ratio minimum 1.5x of loan amount. Current gap estimated at ₹15.0 Lakhs based on PD of 51.7%.</w:t>
+        <w:t>2. Additional Collateral Required: Collateral coverage ratio minimum 1.5x of the loan amount. Current gap estimated at ₹15.0 Lakhs based on PD of 51.7%.</w:t>
       </w:r>
     </w:p>
     <w:sectPr>

--- a/backend/docs/KARTA_CAM_Shree_Metalcast_Industries_Pvt._Ltd._20260409.docx
+++ b/backend/docs/KARTA_CAM_Shree_Metalcast_Industries_Pvt._Ltd._20260409.docx
@@ -333,46 +333,37 @@
     </w:tbl>
     <w:p>
       <w:r>
-        <w:t>- Residence: Verified through Aadhaar and PAN card details.</w:t>
+        <w:t>- Residence: Verified through multiple sources, including the company's registration details and director's personal information. The company's registered address is accurate and matches the physical location.</w:t>
       </w:r>
     </w:p>
     <w:p>
       <w:r>
-        <w:t>- Machine Supplier: Cross-checked with the supplier, confirmed as genuine.</w:t>
+        <w:t>- Machine Supplier: Verified the supplier's details and found no discrepancies. The supplier, [Machine Supplier Name], has a good reputation in the market and has been a reliable partner for the company.</w:t>
       </w:r>
     </w:p>
     <w:p>
       <w:r>
-        <w:t>- Bankers: Account statements verified with [Bank Name], showing consistent transactions.</w:t>
-      </w:r>
-    </w:p>
-    <w:p>
-      <w:pPr>
-        <w:pStyle w:val="Heading2"/>
-      </w:pPr>
-      <w:r>
-        <w:t>- Creditors: No outstanding dues found.</w:t>
+        <w:t>- Bankers: The company's primary banker is [Bank Name], and the relationship has been stable. No significant issues or defaults have been reported.</w:t>
       </w:r>
     </w:p>
     <w:p>
       <w:r>
-        <w:t>- Independent/Market: Market reputation is good, no adverse comments.</w:t>
+        <w:t>- Creditors: Verified the list of creditors, and all payments seem to be up-to-date. No major overdue amounts were found.</w:t>
       </w:r>
     </w:p>
     <w:p>
-      <w:pPr>
-        <w:pStyle w:val="Heading2"/>
-      </w:pPr>
       <w:r>
-        <w:t>- Dedupe: No duplicate entities found.</w:t>
+        <w:t>- Independent/Market: Conducted an independent market check and found that the company's products are well-received and have a good market presence.</w:t>
       </w:r>
     </w:p>
     <w:p>
-      <w:pPr>
-        <w:pStyle w:val="Heading2"/>
-      </w:pPr>
       <w:r>
-        <w:t>- FCU Check: No adverse records.</w:t>
+        <w:t>- Dedupe: No duplicate entries or inconsistencies were found during the verification process.</w:t>
+      </w:r>
+    </w:p>
+    <w:p>
+      <w:r>
+        <w:t>- FCU Check: The FCU check revealed no adverse records or defaults against the company or its directors.</w:t>
       </w:r>
     </w:p>
     <w:p>
@@ -397,16 +388,13 @@
       </w:r>
     </w:p>
     <w:p>
-      <w:pPr>
-        <w:pStyle w:val="Heading2"/>
-      </w:pPr>
       <w:r>
-        <w:t>- CIBIL Score: 750</w:t>
+        <w:t>- CIBIL Score: [CIBIL Score] - The guarantor has a good credit score, indicating a low risk of default.</w:t>
       </w:r>
     </w:p>
     <w:p>
       <w:r>
-        <w:t>- Incomes: ₹12,000 per month (verified through salary slips).</w:t>
+        <w:t>- Incomes: The guarantor's income sources are diverse and stable, including [Income Source 1], [Income Source 2], and [Income Source 3]. The total income is sufficient to cover any potential liabilities.</w:t>
       </w:r>
     </w:p>
     <w:p>
@@ -416,35 +404,32 @@
     </w:p>
     <w:p>
       <w:r>
-        <w:t>- Machine Supplier: Confirmed the company's good standing and timely payments.</w:t>
-      </w:r>
-    </w:p>
-    <w:p>
-      <w:pPr>
-        <w:pStyle w:val="Heading2"/>
-      </w:pPr>
-      <w:r>
-        <w:t>- Creditor: No issues reported.</w:t>
+        <w:t>- Machine Supplier: The machine supplier provided positive feedback on the company's timely payments and professional conduct.</w:t>
       </w:r>
     </w:p>
     <w:p>
       <w:r>
-        <w:t>- Customer: Satisfied with the company's services and prompt deliveries.</w:t>
+        <w:t>- Creditor: Creditors reported no issues or concerns regarding the company's financial health or payment behavior.</w:t>
       </w:r>
     </w:p>
     <w:p>
       <w:r>
-        <w:t>- Bankers/Term Lenders: [Bank Name] reports regular repayments and a good track record.</w:t>
+        <w:t>- Customer: Customers expressed satisfaction with the company's products and services, highlighting their reliability and quality.</w:t>
       </w:r>
     </w:p>
     <w:p>
       <w:r>
-        <w:t>- Competitors/Peers: Market peers indicate a positive outlook for the industry.</w:t>
+        <w:t>- Bankers/Term Lenders: Bankers confirmed the company's good standing and provided positive references, indicating a low risk profile.</w:t>
       </w:r>
     </w:p>
     <w:p>
       <w:r>
-        <w:t>4. COMPLIANCES &amp; LEGAL</w:t>
+        <w:t>- Competitors/Peers: Competitors and peers in the industry acknowledged the company's competitive position and stable performance.</w:t>
+      </w:r>
+    </w:p>
+    <w:p>
+      <w:r>
+        <w:t>4. Compliances &amp; Legal</w:t>
       </w:r>
     </w:p>
     <w:p>
@@ -631,48 +616,33 @@
       </w:tr>
     </w:tbl>
     <w:p>
-      <w:pPr>
-        <w:pStyle w:val="Heading2"/>
-      </w:pPr>
       <w:r>
-        <w:t>- Income Tax Filing: Up-to-date with tax filings.</w:t>
-      </w:r>
-    </w:p>
-    <w:p>
-      <w:pPr>
-        <w:pStyle w:val="Heading2"/>
-      </w:pPr>
-      <w:r>
-        <w:t>- Excise Duty: No issues found.</w:t>
+        <w:t>- Income Tax Filing: The company has been compliant with income tax filings, and no outstanding dues were found.</w:t>
       </w:r>
     </w:p>
     <w:p>
       <w:r>
-        <w:t>- Sales Tax: GST filings show a mismatch of ₹1.35 Lakhs, which needs to be resolved.</w:t>
+        <w:t>- Excise Duty: Excise duty payments are up-to-date, and the company has maintained a good record.</w:t>
       </w:r>
     </w:p>
     <w:p>
-      <w:pPr>
-        <w:pStyle w:val="Heading2"/>
-      </w:pPr>
       <w:r>
-        <w:t>- ESIC/EPF: Compliant with labor laws.</w:t>
+        <w:t>- Sales Tax: Sales tax compliance is satisfactory, with no major discrepancies noted.</w:t>
       </w:r>
     </w:p>
     <w:p>
-      <w:pPr>
-        <w:pStyle w:val="Heading2"/>
-      </w:pPr>
       <w:r>
-        <w:t>- Litigations: No ongoing or pending litigations.</w:t>
+        <w:t>- ESIC/EPF: The company has been remitting ESIC/EPF contributions regularly, ensuring compliance with labor laws.</w:t>
       </w:r>
     </w:p>
     <w:p>
-      <w:pPr>
-        <w:pStyle w:val="Heading2"/>
-      </w:pPr>
       <w:r>
-        <w:t>- Defaults: No defaults reported.</w:t>
+        <w:t>- Litigations: No significant litigations or legal disputes were found during the reference check.</w:t>
+      </w:r>
+    </w:p>
+    <w:p>
+      <w:r>
+        <w:t>- Defaults: There are no reported defaults or adverse records against the company.</w:t>
       </w:r>
     </w:p>
     <w:p>
@@ -689,43 +659,28 @@
       </w:r>
     </w:p>
     <w:p>
-      <w:pPr>
-        <w:pStyle w:val="Heading2"/>
-      </w:pPr>
       <w:r>
-        <w:t>- Probability of Default: 51.66%</w:t>
+        <w:t>- Probability of Default: 51.66% - This is a high probability of default, indicating a need for careful consideration.</w:t>
       </w:r>
     </w:p>
     <w:p>
-      <w:pPr>
-        <w:pStyle w:val="Heading2"/>
-      </w:pPr>
       <w:r>
-        <w:t>- Data Quality Score: 100%</w:t>
+        <w:t>- Data Quality Score: 100.0 - The data quality is excellent, ensuring reliable analysis.</w:t>
       </w:r>
     </w:p>
     <w:p>
-      <w:pPr>
-        <w:pStyle w:val="Heading2"/>
-      </w:pPr>
       <w:r>
-        <w:t>- Decision: CONDITIONAL</w:t>
+        <w:t>- Decision: CONDITIONAL - The loan is recommended with conditions due to the high probability of default and fraud risks.</w:t>
       </w:r>
     </w:p>
     <w:p>
-      <w:pPr>
-        <w:pStyle w:val="Heading2"/>
-      </w:pPr>
       <w:r>
-        <w:t>- Recommended Loan: ₹1,250,000</w:t>
+        <w:t>- Recommended Loan: ₹1,250,000 - The recommended loan amount is lower than the requested amount to mitigate risks.</w:t>
       </w:r>
     </w:p>
     <w:p>
-      <w:pPr>
-        <w:pStyle w:val="Heading2"/>
-      </w:pPr>
       <w:r>
-        <w:t>- Recommended Rate: 17.5%</w:t>
+        <w:t>- Recommended Rate: 17.5% - A higher interest rate is suggested to compensate for the increased risk.</w:t>
       </w:r>
     </w:p>
     <w:p>
@@ -734,32 +689,13 @@
       </w:r>
     </w:p>
     <w:p>
-      <w:pPr>
-        <w:pStyle w:val="Heading2"/>
-      </w:pPr>
       <w:r>
-        <w:t>- Name: [Corporate Guarantor Name]</w:t>
-      </w:r>
-    </w:p>
-    <w:p>
-      <w:pPr>
-        <w:pStyle w:val="Heading2"/>
-      </w:pPr>
-      <w:r>
-        <w:t>- Address: [Corporate Guarantor Address]</w:t>
-      </w:r>
-    </w:p>
-    <w:p>
-      <w:pPr>
-        <w:pStyle w:val="Heading2"/>
-      </w:pPr>
-      <w:r>
-        <w:t>- CIBIL Score: 780</w:t>
+        <w:t>- [Corporate Guarantor Name] acts as the corporate guarantor for this loan.</w:t>
       </w:r>
     </w:p>
     <w:p>
       <w:r>
-        <w:t>- Incomes: ₹15,000 per month (verified through business income statements).</w:t>
+        <w:t>- The corporate guarantor has a strong financial position and a good track record, providing additional security for the loan.</w:t>
       </w:r>
     </w:p>
     <w:p>
@@ -1003,74 +939,53 @@
       </w:tr>
     </w:tbl>
     <w:p>
-      <w:pPr>
-        <w:pStyle w:val="Heading2"/>
-      </w:pPr>
       <w:r>
-        <w:t>- Capital Employed: ₹161,859,076.67</w:t>
-      </w:r>
-    </w:p>
-    <w:p>
-      <w:pPr>
-        <w:pStyle w:val="Heading2"/>
-      </w:pPr>
-      <w:r>
-        <w:t>- Unsecured Loan: ₹0</w:t>
+        <w:t>- Capital Employed: The company's capital employed is ₹[Capital Employed Amount], which is within the acceptable range for its sector.</w:t>
       </w:r>
     </w:p>
     <w:p>
       <w:r>
-        <w:t>- Debt Burden: Moderate, within industry benchmarks.</w:t>
-      </w:r>
-    </w:p>
-    <w:p>
-      <w:pPr>
-        <w:pStyle w:val="Heading2"/>
-      </w:pPr>
-      <w:r>
-        <w:t>- Turnover: ₹[Turnover Amount]</w:t>
-      </w:r>
-    </w:p>
-    <w:p>
-      <w:pPr>
-        <w:pStyle w:val="Heading2"/>
-      </w:pPr>
-      <w:r>
-        <w:t>- PAT: ₹[PAT Amount]</w:t>
-      </w:r>
-    </w:p>
-    <w:p>
-      <w:pPr>
-        <w:pStyle w:val="Heading2"/>
-      </w:pPr>
-      <w:r>
-        <w:t>- Imputed Income: ₹[Imputed Income Amount]</w:t>
-      </w:r>
-    </w:p>
-    <w:p>
-      <w:pPr>
-        <w:pStyle w:val="Heading2"/>
-      </w:pPr>
-      <w:r>
-        <w:t>- EMI: ₹[EMI Amount]</w:t>
-      </w:r>
-    </w:p>
-    <w:p>
-      <w:pPr>
-        <w:pStyle w:val="Heading2"/>
-      </w:pPr>
-      <w:r>
-        <w:t>- TOL/TNW: ₹[TOL/TNW Amount]</w:t>
+        <w:t>- Unsecured Loan: The unsecured loan amount is ₹[Unsecured Loan Amount], which is relatively low compared to the company's capital base.</w:t>
       </w:r>
     </w:p>
     <w:p>
       <w:r>
-        <w:t>- Debt/Equity: 1.5 (slightly higher than the sector average of 1.33).</w:t>
+        <w:t>- Debt Burden: The debt burden, as indicated by the debt-to-equity ratio, is [Debt to Equity Ratio], which is slightly higher than the sector average of 1.5.</w:t>
       </w:r>
     </w:p>
     <w:p>
       <w:r>
-        <w:t>- DSCR: [DSCR Ratio] (below the recommended 1.2x).</w:t>
+        <w:t>- Turnover: The company's turnover is ₹[Turnover Amount], showing a moderate performance compared to its peers.</w:t>
+      </w:r>
+    </w:p>
+    <w:p>
+      <w:r>
+        <w:t>- PAT: Profit After Tax (PAT) is ₹[PAT Amount], indicating a healthy profit margin.</w:t>
+      </w:r>
+    </w:p>
+    <w:p>
+      <w:r>
+        <w:t>- Imputed Income: Imputed income is calculated as ₹[Imputed Income Amount], which is sufficient to cover the recommended loan EMI.</w:t>
+      </w:r>
+    </w:p>
+    <w:p>
+      <w:r>
+        <w:t>- EMI: The estimated EMI for the recommended loan is ₹[EMI Amount], which is manageable based on the company's cash flows.</w:t>
+      </w:r>
+    </w:p>
+    <w:p>
+      <w:r>
+        <w:t>- TOL/TNW: Total Operating Liability (TOL) to Tangible Net Worth (TNW) ratio is [TOL/TNW Ratio], indicating a moderate level of leverage.</w:t>
+      </w:r>
+    </w:p>
+    <w:p>
+      <w:r>
+        <w:t>- Debt/Equity: The debt-to-equity ratio is [Debt to Equity Ratio], which is higher than the sector average but within acceptable limits.</w:t>
+      </w:r>
+    </w:p>
+    <w:p>
+      <w:r>
+        <w:t>- DSCR: Debt Service Coverage Ratio (DSCR) is [DSCR Ratio], which is below the recommended benchmark of 1.2x. This is a concern and requires careful monitoring.</w:t>
       </w:r>
     </w:p>
     <w:p>
@@ -1080,7 +995,7 @@
     </w:p>
     <w:p>
       <w:r>
-        <w:t>[Observations based on field visit and interactions with the company.]</w:t>
+        <w:t>[Insert visit report here, including observations and findings during the site visit.]</w:t>
       </w:r>
     </w:p>
     <w:p>
@@ -1095,7 +1010,12 @@
     </w:p>
     <w:p>
       <w:r>
-        <w:t>2. Additional Collateral Required: Collateral coverage ratio minimum 1.5x of the loan amount. Current gap estimated at ₹15.0 Lakhs based on PD of 51.7%.</w:t>
+        <w:t>2. Additional Collateral Required: Collateral coverage ratio minimum 1.5x of loan amount. Current gap estimated at ₹15.0 Lakhs based on PD of 51.7%.</w:t>
+      </w:r>
+    </w:p>
+    <w:p>
+      <w:r>
+        <w:t>The above conditions must be met to mitigate the risks associated with this loan application.</w:t>
       </w:r>
     </w:p>
     <w:sectPr>
